--- a/generated_docx/flight_2_2026-12-12.docx
+++ b/generated_docx/flight_2_2026-12-12.docx
@@ -19,7 +19,7 @@
     <w:p/>
     <w:p>
       <w:r>
-        <w:t>1. Ми-8Т 222222 ГЗП 22222 время вылета 12:12 кол-во кресел 22</w:t>
+        <w:t>1. 2 1212 ГЗП 1212 время вылета 12:12 кол-во кресел 22</w:t>
       </w:r>
     </w:p>
     <w:p>
